--- a/Programacion II/Kit docente/Clase 14/Quiz Clase 14 - VetCare.docx
+++ b/Programacion II/Kit docente/Clase 14/Quiz Clase 14 - VetCare.docx
@@ -295,7 +295,7 @@
           <w:color w:val="2B2B2B"/>
           <w:sz w:val="22"/>
         </w:rPr>
-        <w:t>5. Todos los integrantes deben intervenir en la sustentacion, aunque uno domine mas el codigo que los demas.</w:t>
+        <w:t>5. Si el docente autoriza trabajo en equipo, todos los integrantes deben intervenir en la sustentacion, aunque uno domine mas el codigo que los demas.</w:t>
       </w:r>
     </w:p>
     <w:p>
